--- a/dsa case study 6.docx
+++ b/dsa case study 6.docx
@@ -8,7 +8,7 @@
           <w:noProof/>
         </w:rPr>
         <w:drawing>
-          <wp:inline distT="0" distB="0" distL="0" distR="0" wp14:anchorId="039CB5A7" wp14:editId="104AB55E">
+          <wp:inline distT="0" distB="0" distL="0" distR="0" wp14:anchorId="039CB5A7" wp14:editId="5AF852D3">
             <wp:extent cx="5471160" cy="609600"/>
             <wp:effectExtent l="0" t="0" r="0" b="0"/>
             <wp:docPr id="1747358938" name="Picture 6"/>
@@ -429,14 +429,30 @@
           <w:b/>
           <w:bCs/>
         </w:rPr>
-        <w:t>Case Study Topic</w:t>
-      </w:r>
-      <w:r>
-        <w:rPr>
-          <w:b/>
-          <w:bCs/>
-        </w:rPr>
-        <w:t xml:space="preserve">EventSphere </w:t>
+        <w:t xml:space="preserve">Case Study </w:t>
+      </w:r>
+      <w:proofErr w:type="spellStart"/>
+      <w:r>
+        <w:rPr>
+          <w:b/>
+          <w:bCs/>
+        </w:rPr>
+        <w:t>Topic</w:t>
+      </w:r>
+      <w:r>
+        <w:rPr>
+          <w:b/>
+          <w:bCs/>
+        </w:rPr>
+        <w:t>EventSphere</w:t>
+      </w:r>
+      <w:proofErr w:type="spellEnd"/>
+      <w:r>
+        <w:rPr>
+          <w:b/>
+          <w:bCs/>
+        </w:rPr>
+        <w:t xml:space="preserve"> </w:t>
       </w:r>
       <w:r>
         <w:t>– Smart Event Planning &amp; Management System Using Greedy and Dynamic Programming</w:t>
@@ -459,12 +475,30 @@
     </w:p>
     <w:p>
       <w:r>
-        <w:t xml:space="preserve">The application of Greedy Strategies and Dynamic Programming (Memoization &amp; Tabulation) in solving optimization problems in the EventSphere </w:t>
-      </w:r>
+        <w:t>The application of Greedy Strategies and Dynamic Programming (</w:t>
+      </w:r>
+      <w:proofErr w:type="spellStart"/>
+      <w:r>
+        <w:t>Memoization</w:t>
+      </w:r>
+      <w:proofErr w:type="spellEnd"/>
+      <w:r>
+        <w:t xml:space="preserve"> &amp; Tabulation) in solving optimization problems in the </w:t>
+      </w:r>
+      <w:proofErr w:type="spellStart"/>
+      <w:r>
+        <w:t>EventSphere</w:t>
+      </w:r>
+      <w:proofErr w:type="spellEnd"/>
+      <w:r>
+        <w:t xml:space="preserve"> </w:t>
+      </w:r>
+      <w:proofErr w:type="spellStart"/>
       <w:proofErr w:type="gramStart"/>
       <w:r>
         <w:t>system.The</w:t>
       </w:r>
+      <w:proofErr w:type="spellEnd"/>
       <w:proofErr w:type="gramEnd"/>
       <w:r>
         <w:t xml:space="preserve"> system manages event scheduling, resource allocation, route optimization, and participant matching. To improve efficiency, several optimization algorithms were implemented:</w:t>
@@ -582,140 +616,164 @@
       </w:r>
       <w:proofErr w:type="gramEnd"/>
       <w:r>
-        <w:t xml:space="preserve"> EventActivity class with fields startTime, endTime, profit, and priorityLevel. </w:t>
+        <w:t xml:space="preserve"> </w:t>
+      </w:r>
+      <w:proofErr w:type="spellStart"/>
+      <w:r>
+        <w:t>EventActivity</w:t>
+      </w:r>
+      <w:proofErr w:type="spellEnd"/>
+      <w:r>
+        <w:t xml:space="preserve"> class with fields </w:t>
+      </w:r>
+      <w:proofErr w:type="spellStart"/>
+      <w:r>
+        <w:t>startTime</w:t>
+      </w:r>
+      <w:proofErr w:type="spellEnd"/>
+      <w:r>
+        <w:t xml:space="preserve">, </w:t>
+      </w:r>
+      <w:proofErr w:type="spellStart"/>
+      <w:r>
+        <w:t>endTime</w:t>
+      </w:r>
+      <w:proofErr w:type="spellEnd"/>
+      <w:r>
+        <w:t xml:space="preserve">, profit, and </w:t>
+      </w:r>
+      <w:proofErr w:type="spellStart"/>
+      <w:r>
+        <w:t>priorityLevel</w:t>
+      </w:r>
+      <w:proofErr w:type="spellEnd"/>
+      <w:r>
+        <w:t xml:space="preserve">. </w:t>
       </w:r>
     </w:p>
     <w:p>
       <w:proofErr w:type="gramStart"/>
       <w:r>
-        <w:t>  activitySelection</w:t>
-      </w:r>
+        <w:t xml:space="preserve">  </w:t>
+      </w:r>
+      <w:proofErr w:type="spellStart"/>
+      <w:r>
+        <w:t>activitySelection</w:t>
+      </w:r>
+      <w:proofErr w:type="spellEnd"/>
       <w:proofErr w:type="gramEnd"/>
       <w:r>
         <w:t xml:space="preserve">() method selects maximum non-overlapping events using Greedy strategy. </w:t>
       </w:r>
     </w:p>
     <w:p>
-      <w:proofErr w:type="gramStart"/>
       <w:r>
         <w:lastRenderedPageBreak/>
-        <w:t>  sortByFinishTime</w:t>
-      </w:r>
-      <w:proofErr w:type="gramEnd"/>
+        <w:t xml:space="preserve">  </w:t>
+      </w:r>
+      <w:proofErr w:type="spellStart"/>
+      <w:r>
+        <w:t>sortByFinishTime</w:t>
+      </w:r>
+      <w:proofErr w:type="spellEnd"/>
       <w:r>
         <w:t xml:space="preserve">() method sorts activities based on ending time for Activity Selection. </w:t>
       </w:r>
     </w:p>
     <w:p>
-      <w:proofErr w:type="gramStart"/>
-      <w:r>
-        <w:t>  knapsack</w:t>
-      </w:r>
-      <w:proofErr w:type="gramEnd"/>
+      <w:r>
+        <w:t xml:space="preserve">  knapsack(weights[], values[], capacity) method finds maximum profit within limited event budget using Dynamic Programming. </w:t>
+      </w:r>
+    </w:p>
+    <w:p>
+      <w:r>
+        <w:t xml:space="preserve">  </w:t>
+      </w:r>
+      <w:proofErr w:type="spellStart"/>
+      <w:r>
+        <w:t>shortestPathDP</w:t>
+      </w:r>
+      <w:proofErr w:type="spellEnd"/>
+      <w:r>
+        <w:t xml:space="preserve">(graph[][]) method computes minimum travel cost between event venues. </w:t>
+      </w:r>
+    </w:p>
+    <w:p>
+      <w:r>
+        <w:t xml:space="preserve">  LCS(str1, str2) method finds the longest common subsequence between participant interests and event categories. </w:t>
+      </w:r>
+    </w:p>
+    <w:p>
+      <w:r>
+        <w:t xml:space="preserve">  </w:t>
+      </w:r>
+      <w:proofErr w:type="spellStart"/>
+      <w:r>
+        <w:t>memoizationLCS</w:t>
+      </w:r>
+      <w:proofErr w:type="spellEnd"/>
       <w:r>
         <w:t>(</w:t>
       </w:r>
-      <w:proofErr w:type="gramStart"/>
-      <w:r>
-        <w:t>weights[</w:t>
-      </w:r>
-      <w:proofErr w:type="gramEnd"/>
-      <w:r>
-        <w:t xml:space="preserve">], </w:t>
-      </w:r>
-      <w:proofErr w:type="gramStart"/>
-      <w:r>
-        <w:t>values[</w:t>
-      </w:r>
-      <w:proofErr w:type="gramEnd"/>
-      <w:r>
-        <w:t xml:space="preserve">], capacity) method finds maximum profit within limited event budget using Dynamic Programming. </w:t>
-      </w:r>
-    </w:p>
-    <w:p>
-      <w:proofErr w:type="gramStart"/>
-      <w:r>
-        <w:t>  shortestPathDP</w:t>
-      </w:r>
-      <w:proofErr w:type="gramEnd"/>
+      <w:proofErr w:type="spellStart"/>
+      <w:r>
+        <w:t>i</w:t>
+      </w:r>
+      <w:proofErr w:type="spellEnd"/>
+      <w:r>
+        <w:t xml:space="preserve">, j) method stores previously computed results to avoid repeated calculations. </w:t>
+      </w:r>
+    </w:p>
+    <w:p>
+      <w:r>
+        <w:t xml:space="preserve">  </w:t>
+      </w:r>
+      <w:proofErr w:type="spellStart"/>
+      <w:r>
+        <w:t>tabulationKnapsack</w:t>
+      </w:r>
+      <w:proofErr w:type="spellEnd"/>
+      <w:r>
+        <w:t xml:space="preserve">() method builds DP table iteratively for optimized resource allocation. </w:t>
+      </w:r>
+    </w:p>
+    <w:p>
+      <w:r>
+        <w:t xml:space="preserve">  </w:t>
+      </w:r>
+      <w:proofErr w:type="spellStart"/>
+      <w:r>
+        <w:t>matrixChainMultiplication</w:t>
+      </w:r>
+      <w:proofErr w:type="spellEnd"/>
       <w:r>
         <w:t>(</w:t>
       </w:r>
-      <w:proofErr w:type="gramStart"/>
-      <w:r>
-        <w:t>graph[][</w:t>
-      </w:r>
-      <w:proofErr w:type="gramEnd"/>
-      <w:r>
-        <w:t xml:space="preserve">]) method computes minimum travel cost between event venues. </w:t>
-      </w:r>
-    </w:p>
-    <w:p>
-      <w:proofErr w:type="gramStart"/>
-      <w:r>
-        <w:t>  LCS</w:t>
-      </w:r>
-      <w:proofErr w:type="gramEnd"/>
-      <w:r>
-        <w:t xml:space="preserve">(str1, str2) method finds the longest common subsequence between participant interests and event categories. </w:t>
-      </w:r>
-    </w:p>
-    <w:p>
-      <w:proofErr w:type="gramStart"/>
-      <w:r>
-        <w:t>  memoizationLCS</w:t>
-      </w:r>
-      <w:proofErr w:type="gramEnd"/>
-      <w:r>
-        <w:t xml:space="preserve">(i, j) method stores previously computed results to avoid repeated calculations. </w:t>
-      </w:r>
-    </w:p>
-    <w:p>
-      <w:proofErr w:type="gramStart"/>
-      <w:r>
-        <w:t>  tabulationKnapsack</w:t>
-      </w:r>
-      <w:proofErr w:type="gramEnd"/>
-      <w:r>
-        <w:t xml:space="preserve">() method builds DP table iteratively for optimized resource allocation. </w:t>
-      </w:r>
-    </w:p>
-    <w:p>
-      <w:proofErr w:type="gramStart"/>
-      <w:r>
-        <w:t>  matrixChainMultiplication</w:t>
-      </w:r>
-      <w:proofErr w:type="gramEnd"/>
-      <w:r>
-        <w:t>(</w:t>
-      </w:r>
-      <w:proofErr w:type="gramStart"/>
-      <w:r>
-        <w:t>arr[</w:t>
-      </w:r>
-      <w:proofErr w:type="gramEnd"/>
-      <w:r>
-        <w:t xml:space="preserve">]) method minimizes multiplication cost for report processing. </w:t>
-      </w:r>
-    </w:p>
-    <w:p>
-      <w:proofErr w:type="gramStart"/>
-      <w:r>
-        <w:t>  compareOptimization</w:t>
-      </w:r>
-      <w:proofErr w:type="gramEnd"/>
+      <w:proofErr w:type="spellStart"/>
+      <w:r>
+        <w:t>arr</w:t>
+      </w:r>
+      <w:proofErr w:type="spellEnd"/>
+      <w:r>
+        <w:t xml:space="preserve">[]) method minimizes multiplication cost for report processing. </w:t>
+      </w:r>
+    </w:p>
+    <w:p>
+      <w:r>
+        <w:t xml:space="preserve">  </w:t>
+      </w:r>
+      <w:proofErr w:type="spellStart"/>
+      <w:r>
+        <w:t>compareOptimization</w:t>
+      </w:r>
+      <w:proofErr w:type="spellEnd"/>
       <w:r>
         <w:t xml:space="preserve">() method compares Greedy and Dynamic Programming solutions based on efficiency and optimality. </w:t>
       </w:r>
     </w:p>
     <w:p>
-      <w:proofErr w:type="gramStart"/>
-      <w:r>
-        <w:t>  Main</w:t>
-      </w:r>
-      <w:proofErr w:type="gramEnd"/>
-      <w:r>
-        <w:t xml:space="preserve"> method creates sample event datasets, applies all optimization algorithms, and displays the best solutions.</w:t>
+      <w:r>
+        <w:t>  Main method creates sample event datasets, applies all optimization algorithms, and displays the best solutions.</w:t>
       </w:r>
     </w:p>
     <w:p>
@@ -744,6 +802,7 @@
         <w:rPr>
           <w:b/>
           <w:bCs/>
+          <w:noProof/>
         </w:rPr>
         <w:lastRenderedPageBreak/>
         <w:drawing>
@@ -809,6 +868,7 @@
         <w:rPr>
           <w:b/>
           <w:bCs/>
+          <w:noProof/>
         </w:rPr>
         <w:drawing>
           <wp:inline distT="0" distB="0" distL="0" distR="0" wp14:anchorId="31383522" wp14:editId="545B287A">
@@ -875,69 +935,36 @@
       </w:r>
     </w:p>
     <w:p>
-      <w:proofErr w:type="gramStart"/>
-      <w:r>
-        <w:t>  Activity</w:t>
-      </w:r>
-      <w:proofErr w:type="gramEnd"/>
-      <w:r>
-        <w:t xml:space="preserve"> Selection (Greedy): </w:t>
-      </w:r>
-      <w:proofErr w:type="gramStart"/>
-      <w:r>
-        <w:t>O(</w:t>
-      </w:r>
-      <w:proofErr w:type="gramEnd"/>
-      <w:r>
-        <w:t xml:space="preserve">n log n) </w:t>
-      </w:r>
-    </w:p>
-    <w:p>
-      <w:proofErr w:type="gramStart"/>
-      <w:r>
-        <w:t>  0</w:t>
-      </w:r>
-      <w:proofErr w:type="gramEnd"/>
-      <w:r>
-        <w:t xml:space="preserve">/1 Knapsack (DP): O(nW) </w:t>
-      </w:r>
-    </w:p>
-    <w:p>
-      <w:proofErr w:type="gramStart"/>
-      <w:r>
-        <w:t>  LCS</w:t>
-      </w:r>
-      <w:proofErr w:type="gramEnd"/>
-      <w:r>
-        <w:t xml:space="preserve"> (DP): </w:t>
-      </w:r>
-      <w:proofErr w:type="gramStart"/>
-      <w:r>
-        <w:t>O(</w:t>
-      </w:r>
-      <w:proofErr w:type="gramEnd"/>
-      <w:r>
-        <w:t xml:space="preserve">m × n) </w:t>
-      </w:r>
-    </w:p>
-    <w:p>
-      <w:proofErr w:type="gramStart"/>
-      <w:r>
-        <w:t>  Matrix</w:t>
-      </w:r>
-      <w:proofErr w:type="gramEnd"/>
-      <w:r>
-        <w:t xml:space="preserve"> Chain Multiplication: O(n³) </w:t>
-      </w:r>
-    </w:p>
-    <w:p>
-      <w:proofErr w:type="gramStart"/>
-      <w:r>
-        <w:t>  Shortest</w:t>
-      </w:r>
-      <w:proofErr w:type="gramEnd"/>
-      <w:r>
-        <w:t xml:space="preserve"> Path (DP): O(V²)</w:t>
+      <w:r>
+        <w:t xml:space="preserve">  Activity Selection (Greedy): O(n log n) </w:t>
+      </w:r>
+    </w:p>
+    <w:p>
+      <w:r>
+        <w:t>  0/1 Knapsack (DP): O(</w:t>
+      </w:r>
+      <w:proofErr w:type="spellStart"/>
+      <w:r>
+        <w:t>nW</w:t>
+      </w:r>
+      <w:proofErr w:type="spellEnd"/>
+      <w:r>
+        <w:t xml:space="preserve">) </w:t>
+      </w:r>
+    </w:p>
+    <w:p>
+      <w:r>
+        <w:t xml:space="preserve">  LCS (DP): O(m × n) </w:t>
+      </w:r>
+    </w:p>
+    <w:p>
+      <w:r>
+        <w:t xml:space="preserve">  Matrix Chain Multiplication: O(n³) </w:t>
+      </w:r>
+    </w:p>
+    <w:p>
+      <w:r>
+        <w:t>  Shortest Path (DP): O(V²)</w:t>
       </w:r>
     </w:p>
     <w:p>
@@ -953,6 +980,21 @@
           <w:bCs/>
         </w:rPr>
         <w:t>GitHub Link:</w:t>
+      </w:r>
+    </w:p>
+    <w:p>
+      <w:pPr>
+        <w:rPr>
+          <w:b/>
+          <w:bCs/>
+        </w:rPr>
+      </w:pPr>
+      <w:r>
+        <w:rPr>
+          <w:b/>
+          <w:bCs/>
+        </w:rPr>
+        <w:t>https://github.com/Shivam16-ai/DSA-CO1-CO2-CO3-CO4-CO5-CO6-Case-Study/blob/main/Dsa%20Case%20Study%201.docx</w:t>
       </w:r>
     </w:p>
     <w:tbl>
